--- a/docs/report.docx
+++ b/docs/report.docx
@@ -455,7 +455,7 @@
                 <w:rFonts w:ascii="Times New Roman" w:hAnsi="Times New Roman"/>
                 <w:sz w:val="24"/>
               </w:rPr>
-              <w:t>___</w:t>
+              <w:t>2</w:t>
             </w:r>
           </w:p>
         </w:tc>
@@ -533,7 +533,7 @@
                 <w:rFonts w:ascii="Times New Roman" w:hAnsi="Times New Roman"/>
                 <w:sz w:val="24"/>
               </w:rPr>
-              <w:t>________</w:t>
+              <w:t>ИДБ-25-15</w:t>
             </w:r>
           </w:p>
         </w:tc>
@@ -643,7 +643,7 @@
                 <w:rFonts w:ascii="Times New Roman" w:hAnsi="Times New Roman"/>
                 <w:sz w:val="24"/>
               </w:rPr>
-              <w:t>________________________________________</w:t>
+              <w:t>ПАВЛОВА СТЕПАНА КОНСТАНТИНОВИЧА</w:t>
             </w:r>
           </w:p>
         </w:tc>
@@ -823,7 +823,7 @@
                 <w:rFonts w:ascii="Times New Roman" w:hAnsi="Times New Roman"/>
                 <w:sz w:val="24"/>
               </w:rPr>
-              <w:t>________________________________</w:t>
+              <w:t>09.03.03 Прикладная информатика</w:t>
             </w:r>
           </w:p>
         </w:tc>
@@ -924,7 +924,7 @@
                 <w:rFonts w:ascii="Times New Roman" w:hAnsi="Times New Roman"/>
                 <w:sz w:val="24"/>
               </w:rPr>
-              <w:t>Отчет сдан «______» ________________2026 г.</w:t>
+              <w:t>Отчет сдан «17» октября 2026 г.</w:t>
             </w:r>
           </w:p>
         </w:tc>
@@ -1045,7 +1045,7 @@
                 <w:rFonts w:ascii="Times New Roman" w:hAnsi="Times New Roman"/>
                 <w:sz w:val="24"/>
               </w:rPr>
-              <w:t>________________________________</w:t>
+              <w:t>Яблонский С.В.</w:t>
             </w:r>
           </w:p>
         </w:tc>
@@ -1368,7 +1368,7 @@
     </w:p>
     <w:p>
       <w:r>
-        <w:t>Основной файл — main.py. Публичный репозиторий содержит полный листинг, UML и примеры данных:</w:t>
+        <w:t>Основной файл — main.py. Публичный репозиторий содержит полный листинг, UML и отчёт:</w:t>
       </w:r>
     </w:p>
     <w:p>
@@ -1742,7 +1742,7 @@
           <w:i/>
           <w:sz w:val="22"/>
         </w:rPr>
-        <w:t>Листинг 1 — Данные examples/university.json в компактной записи</w:t>
+        <w:t>Листинг 1 — Пример данных в формате JSON</w:t>
       </w:r>
     </w:p>
     <w:p>
@@ -1878,7 +1878,7 @@
           <w:i/>
           <w:sz w:val="22"/>
         </w:rPr>
-        <w:t>Листинг 2 — Данные examples/university.xml в компактной записи</w:t>
+        <w:t>Листинг 2 — Пример данных в формате XML</w:t>
       </w:r>
     </w:p>
     <w:p>
@@ -1969,22 +1969,12 @@
     </w:p>
     <w:p>
       <w:r>
-        <w:t>• examples/university.json и university.xml — примеры данных.</w:t>
+        <w:t>• docs/report.docx — отчёт о выполнении лабораторной работы.</w:t>
       </w:r>
     </w:p>
     <w:p>
       <w:r>
         <w:t>• docs/diagram.drawio и diagram.png — UML-схема.</w:t>
-      </w:r>
-    </w:p>
-    <w:p>
-      <w:r>
-        <w:t>• docs/code-guide.md — полный разбор программы.</w:t>
-      </w:r>
-    </w:p>
-    <w:p>
-      <w:r>
-        <w:t>• docs/defense.md — ответы на 20 вопросов к защите.</w:t>
       </w:r>
     </w:p>
     <w:sectPr>
